--- a/fyp1_xiangyang.docx
+++ b/fyp1_xiangyang.docx
@@ -1,6 +1,6 @@
 
 <file path=word/document.xml><?xml version="1.0" encoding="utf-8"?>
-<w:document xmlns:wpc="http://schemas.microsoft.com/office/word/2010/wordprocessingCanvas" xmlns:cx="http://schemas.microsoft.com/office/drawing/2014/chartex" xmlns:cx1="http://schemas.microsoft.com/office/drawing/2015/9/8/chartex" xmlns:cx2="http://schemas.microsoft.com/office/drawing/2015/10/21/chartex" xmlns:cx3="http://schemas.microsoft.com/office/drawing/2016/5/9/chartex" xmlns:cx4="http://schemas.microsoft.com/office/drawing/2016/5/10/chartex" xmlns:cx5="http://schemas.microsoft.com/office/drawing/2016/5/11/chartex" xmlns:cx6="http://schemas.microsoft.com/office/drawing/2016/5/12/chartex" xmlns:cx7="http://schemas.microsoft.com/office/drawing/2016/5/13/chartex" xmlns:cx8="http://schemas.microsoft.com/office/drawing/2016/5/14/chartex" xmlns:mc="http://schemas.openxmlformats.org/markup-compatibility/2006" xmlns:aink="http://schemas.microsoft.com/office/drawing/2016/ink" xmlns:am3d="http://schemas.microsoft.com/office/drawing/2017/model3d" xmlns:o="urn:schemas-microsoft-com:office:office" xmlns:oel="http://schemas.microsoft.com/office/2019/extlst" xmlns:r="http://schemas.openxmlformats.org/officeDocument/2006/relationships" xmlns:m="http://schemas.openxmlformats.org/officeDocument/2006/math" xmlns:v="urn:schemas-microsoft-com:vml" xmlns:wp14="http://schemas.microsoft.com/office/word/2010/wordprocessingDrawing" xmlns:wp="http://schemas.openxmlformats.org/drawingml/2006/wordprocessingDrawing" xmlns:w10="urn:schemas-microsoft-com:office:word" xmlns:w="http://schemas.openxmlformats.org/wordprocessingml/2006/main" xmlns:w14="http://schemas.microsoft.com/office/word/2010/wordml" xmlns:w15="http://schemas.microsoft.com/office/word/2012/wordml" xmlns:w16cei="http://schemas.microsoft.com/office/word/2026/wordml/cei" xmlns:w16cex="http://schemas.microsoft.com/office/word/2018/wordml/cex" xmlns:w16cid="http://schemas.microsoft.com/office/word/2016/wordml/cid" xmlns:w16="http://schemas.microsoft.com/office/word/2018/wordml" xmlns:w16du="http://schemas.microsoft.com/office/word/2023/wordml/word16du" xmlns:w16sdtdh="http://schemas.microsoft.com/office/word/2020/wordml/sdtdatahash" xmlns:w16sdtfl="http://schemas.microsoft.com/office/word/2024/wordml/sdtformatlock" xmlns:w16se="http://schemas.microsoft.com/office/word/2015/wordml/symex" xmlns:wpg="http://schemas.microsoft.com/office/word/2010/wordprocessingGroup" xmlns:wpi="http://schemas.microsoft.com/office/word/2010/wordprocessingInk" xmlns:wne="http://schemas.microsoft.com/office/word/2006/wordml" xmlns:wps="http://schemas.microsoft.com/office/word/2010/wordprocessingShape" mc:Ignorable="w14 w15 w16se w16cid w16 w16cex w16sdtdh w16sdtfl w16du wp14">
+<w:document xmlns:wpc="http://schemas.microsoft.com/office/word/2010/wordprocessingCanvas" xmlns:cx="http://schemas.microsoft.com/office/drawing/2014/chartex" xmlns:cx1="http://schemas.microsoft.com/office/drawing/2015/9/8/chartex" xmlns:cx2="http://schemas.microsoft.com/office/drawing/2015/10/21/chartex" xmlns:cx3="http://schemas.microsoft.com/office/drawing/2016/5/9/chartex" xmlns:cx4="http://schemas.microsoft.com/office/drawing/2016/5/10/chartex" xmlns:cx5="http://schemas.microsoft.com/office/drawing/2016/5/11/chartex" xmlns:cx6="http://schemas.microsoft.com/office/drawing/2016/5/12/chartex" xmlns:cx7="http://schemas.microsoft.com/office/drawing/2016/5/13/chartex" xmlns:cx8="http://schemas.microsoft.com/office/drawing/2016/5/14/chartex" xmlns:mc="http://schemas.openxmlformats.org/markup-compatibility/2006" xmlns:aink="http://schemas.microsoft.com/office/drawing/2016/ink" xmlns:am3d="http://schemas.microsoft.com/office/drawing/2017/model3d" xmlns:o="urn:schemas-microsoft-com:office:office" xmlns:oel="http://schemas.microsoft.com/office/2019/extlst" xmlns:r="http://schemas.openxmlformats.org/officeDocument/2006/relationships" xmlns:m="http://schemas.openxmlformats.org/officeDocument/2006/math" xmlns:v="urn:schemas-microsoft-com:vml" xmlns:wp14="http://schemas.microsoft.com/office/word/2010/wordprocessingDrawing" xmlns:wp="http://schemas.openxmlformats.org/drawingml/2006/wordprocessingDrawing" xmlns:w10="urn:schemas-microsoft-com:office:word" xmlns:w="http://schemas.openxmlformats.org/wordprocessingml/2006/main" xmlns:w14="http://schemas.microsoft.com/office/word/2010/wordml" xmlns:w15="http://schemas.microsoft.com/office/word/2012/wordml" xmlns:w16cex="http://schemas.microsoft.com/office/word/2018/wordml/cex" xmlns:w16cid="http://schemas.microsoft.com/office/word/2016/wordml/cid" xmlns:w16="http://schemas.microsoft.com/office/word/2018/wordml" xmlns:w16du="http://schemas.microsoft.com/office/word/2023/wordml/word16du" xmlns:w16sdtdh="http://schemas.microsoft.com/office/word/2020/wordml/sdtdatahash" xmlns:w16sdtfl="http://schemas.microsoft.com/office/word/2024/wordml/sdtformatlock" xmlns:w16se="http://schemas.microsoft.com/office/word/2015/wordml/symex" xmlns:wpg="http://schemas.microsoft.com/office/word/2010/wordprocessingGroup" xmlns:wpi="http://schemas.microsoft.com/office/word/2010/wordprocessingInk" xmlns:wne="http://schemas.microsoft.com/office/word/2006/wordml" xmlns:wps="http://schemas.microsoft.com/office/word/2010/wordprocessingShape" mc:Ignorable="w14 w15 w16se w16cid w16 w16cex w16sdtdh w16sdtfl w16du wp14">
   <w:body>
     <w:p>
       <w:pPr>
@@ -12,14 +12,14 @@
           <w:lang w:val="en-GB"/>
         </w:rPr>
       </w:pPr>
-      <w:bookmarkStart w:id="0" w:name="_Toc217734526"/>
-      <w:bookmarkStart w:id="1" w:name="_Toc217920810"/>
-      <w:bookmarkStart w:id="2" w:name="_Toc147225457"/>
-      <w:bookmarkStart w:id="3" w:name="_Toc217734525"/>
-      <w:bookmarkStart w:id="4" w:name="_Toc217920809"/>
-      <w:bookmarkStart w:id="5" w:name="_Toc147225456"/>
-      <w:bookmarkStart w:id="6" w:name="_Toc217734524"/>
-      <w:bookmarkStart w:id="7" w:name="_Toc217920808"/>
+      <w:bookmarkStart w:id="0" w:name="_Toc147225456"/>
+      <w:bookmarkStart w:id="1" w:name="_Toc217734524"/>
+      <w:bookmarkStart w:id="2" w:name="_Toc217920808"/>
+      <w:bookmarkStart w:id="3" w:name="_Toc147225457"/>
+      <w:bookmarkStart w:id="4" w:name="_Toc217734525"/>
+      <w:bookmarkStart w:id="5" w:name="_Toc217920809"/>
+      <w:bookmarkStart w:id="6" w:name="_Toc217734526"/>
+      <w:bookmarkStart w:id="7" w:name="_Toc217920810"/>
       <w:r>
         <w:rPr>
           <w:rFonts w:ascii="Times New Roman" w:hAnsi="Times New Roman" w:cs="Times New Roman"/>
@@ -193,9 +193,9 @@
         <w:lastRenderedPageBreak/>
         <w:t>DECLARATION</w:t>
       </w:r>
-      <w:bookmarkEnd w:id="5"/>
-      <w:bookmarkEnd w:id="6"/>
-      <w:bookmarkEnd w:id="7"/>
+      <w:bookmarkEnd w:id="0"/>
+      <w:bookmarkEnd w:id="1"/>
+      <w:bookmarkEnd w:id="2"/>
       <w:bookmarkEnd w:id="8"/>
     </w:p>
     <w:p>
@@ -539,9 +539,9 @@
         <w:lastRenderedPageBreak/>
         <w:t>ACKNOWLEDGEMENTS</w:t>
       </w:r>
-      <w:bookmarkEnd w:id="2"/>
       <w:bookmarkEnd w:id="3"/>
       <w:bookmarkEnd w:id="4"/>
+      <w:bookmarkEnd w:id="5"/>
       <w:bookmarkEnd w:id="9"/>
     </w:p>
     <w:p>
@@ -636,8 +636,8 @@
         <w:lastRenderedPageBreak/>
         <w:t>Abstract</w:t>
       </w:r>
-      <w:bookmarkEnd w:id="0"/>
-      <w:bookmarkEnd w:id="1"/>
+      <w:bookmarkEnd w:id="6"/>
+      <w:bookmarkEnd w:id="7"/>
       <w:bookmarkEnd w:id="10"/>
     </w:p>
     <w:p>
@@ -652,7 +652,19 @@
         <w:rPr>
           <w:rFonts w:ascii="Times New Roman" w:hAnsi="Times New Roman" w:cs="Times New Roman"/>
         </w:rPr>
-        <w:t>Phishing Attack remains one of the well-known cybersecurity threats in modern era. They used by the attackers to let the victims sends and reveal the sensitive information through fraudulent email and websites. Traditional methods now are often ineffective against the phishing techniques that keep increasingly sophisticated. This research proposes the development of an AI-based phishing detection system using machine learning techniques to improve the detection accuracy against the phishing attack. The study involves reviewing existing phishing detection approaches, designing a machine learning based model and evaluate the effectiveness using relevant datasets. The expected outcome of this research is to demonstrate that machine-learning based phishing detection can enhance security and provide a more efficient solution for identifying the phishing threat.</w:t>
+        <w:t xml:space="preserve">Phishing Attack remains one of the well-known cybersecurity threats in modern era. They used by the attackers to let the victims sends and reveal the sensitive information through fraudulent email and websites. Traditional methods now are often ineffective against the phishing techniques that keep increasingly sophisticated. This research proposes the development of an AI-based phishing detection system using machine learning techniques to improve the detection accuracy against the phishing attack. The study involves reviewing existing phishing detection approaches, designing a machine </w:t>
+      </w:r>
+      <w:r>
+        <w:rPr>
+          <w:rFonts w:ascii="Times New Roman" w:hAnsi="Times New Roman" w:cs="Times New Roman"/>
+        </w:rPr>
+        <w:t>learning-based</w:t>
+      </w:r>
+      <w:r>
+        <w:rPr>
+          <w:rFonts w:ascii="Times New Roman" w:hAnsi="Times New Roman" w:cs="Times New Roman"/>
+        </w:rPr>
+        <w:t xml:space="preserve"> model and evaluate the effectiveness using relevant datasets. The expected outcome of this research is to demonstrate that machine-learning based phishing detection can enhance security and provide a more efficient solution for identifying the phishing threat.</w:t>
       </w:r>
     </w:p>
     <w:p>
@@ -792,6 +804,15 @@
     </w:p>
     <w:sdt>
       <w:sdtPr>
+        <w:rPr>
+          <w:rFonts w:asciiTheme="minorHAnsi" w:eastAsiaTheme="minorEastAsia" w:hAnsiTheme="minorHAnsi" w:cstheme="minorBidi"/>
+          <w:color w:val="auto"/>
+          <w:kern w:val="2"/>
+          <w:sz w:val="24"/>
+          <w:szCs w:val="24"/>
+          <w:lang w:val="en-MY" w:eastAsia="zh-CN"/>
+          <w14:ligatures w14:val="standardContextual"/>
+        </w:rPr>
         <w:id w:val="-1436276640"/>
         <w:docPartObj>
           <w:docPartGallery w:val="Table of Contents"/>
@@ -800,16 +821,9 @@
       </w:sdtPr>
       <w:sdtEndPr>
         <w:rPr>
-          <w:rFonts w:asciiTheme="minorHAnsi" w:eastAsiaTheme="minorEastAsia" w:hAnsiTheme="minorHAnsi" w:cstheme="minorBidi"/>
           <w:b/>
           <w:bCs/>
           <w:noProof/>
-          <w:color w:val="auto"/>
-          <w:kern w:val="2"/>
-          <w:sz w:val="24"/>
-          <w:szCs w:val="24"/>
-          <w:lang w:val="en-MY" w:eastAsia="zh-CN"/>
-          <w14:ligatures w14:val="standardContextual"/>
         </w:rPr>
       </w:sdtEndPr>
       <w:sdtContent>
@@ -4872,25 +4886,7 @@
             <w:noProof/>
             <w:color w:val="auto"/>
           </w:rPr>
-          <w:t>Table 2.1 Comparison of C</w:t>
-        </w:r>
-        <w:r>
-          <w:rPr>
-            <w:rStyle w:val="Hyperlink"/>
-            <w:rFonts w:ascii="Times New Roman" w:hAnsi="Times New Roman" w:cs="Times New Roman"/>
-            <w:noProof/>
-            <w:color w:val="auto"/>
-          </w:rPr>
-          <w:t>o</w:t>
-        </w:r>
-        <w:r>
-          <w:rPr>
-            <w:rStyle w:val="Hyperlink"/>
-            <w:rFonts w:ascii="Times New Roman" w:hAnsi="Times New Roman" w:cs="Times New Roman"/>
-            <w:noProof/>
-            <w:color w:val="auto"/>
-          </w:rPr>
-          <w:t>mmon Phishing Types</w:t>
+          <w:t>Table 2.1 Comparison of Common Phishing Types</w:t>
         </w:r>
         <w:r>
           <w:rPr>
@@ -4969,43 +4965,7 @@
             <w:noProof/>
             <w:color w:val="auto"/>
           </w:rPr>
-          <w:t>Table 2.2 C</w:t>
-        </w:r>
-        <w:r>
-          <w:rPr>
-            <w:rStyle w:val="Hyperlink"/>
-            <w:rFonts w:ascii="Times New Roman" w:hAnsi="Times New Roman" w:cs="Times New Roman"/>
-            <w:noProof/>
-            <w:color w:val="auto"/>
-          </w:rPr>
-          <w:t>o</w:t>
-        </w:r>
-        <w:r>
-          <w:rPr>
-            <w:rStyle w:val="Hyperlink"/>
-            <w:rFonts w:ascii="Times New Roman" w:hAnsi="Times New Roman" w:cs="Times New Roman"/>
-            <w:noProof/>
-            <w:color w:val="auto"/>
-          </w:rPr>
-          <w:t>mpari</w:t>
-        </w:r>
-        <w:r>
-          <w:rPr>
-            <w:rStyle w:val="Hyperlink"/>
-            <w:rFonts w:ascii="Times New Roman" w:hAnsi="Times New Roman" w:cs="Times New Roman"/>
-            <w:noProof/>
-            <w:color w:val="auto"/>
-          </w:rPr>
-          <w:t>s</w:t>
-        </w:r>
-        <w:r>
-          <w:rPr>
-            <w:rStyle w:val="Hyperlink"/>
-            <w:rFonts w:ascii="Times New Roman" w:hAnsi="Times New Roman" w:cs="Times New Roman"/>
-            <w:noProof/>
-            <w:color w:val="auto"/>
-          </w:rPr>
-          <w:t>on of Machine Learning Algorithms</w:t>
+          <w:t>Table 2.2 Comparison of Machine Learning Algorithms</w:t>
         </w:r>
         <w:r>
           <w:rPr>
@@ -16134,7 +16094,7 @@
 </file>
 
 <file path=word/comments.xml><?xml version="1.0" encoding="utf-8"?>
-<w:comments xmlns:wpc="http://schemas.microsoft.com/office/word/2010/wordprocessingCanvas" xmlns:cx="http://schemas.microsoft.com/office/drawing/2014/chartex" xmlns:cx1="http://schemas.microsoft.com/office/drawing/2015/9/8/chartex" xmlns:cx2="http://schemas.microsoft.com/office/drawing/2015/10/21/chartex" xmlns:cx3="http://schemas.microsoft.com/office/drawing/2016/5/9/chartex" xmlns:cx4="http://schemas.microsoft.com/office/drawing/2016/5/10/chartex" xmlns:cx5="http://schemas.microsoft.com/office/drawing/2016/5/11/chartex" xmlns:cx6="http://schemas.microsoft.com/office/drawing/2016/5/12/chartex" xmlns:cx7="http://schemas.microsoft.com/office/drawing/2016/5/13/chartex" xmlns:cx8="http://schemas.microsoft.com/office/drawing/2016/5/14/chartex" xmlns:mc="http://schemas.openxmlformats.org/markup-compatibility/2006" xmlns:aink="http://schemas.microsoft.com/office/drawing/2016/ink" xmlns:am3d="http://schemas.microsoft.com/office/drawing/2017/model3d" xmlns:o="urn:schemas-microsoft-com:office:office" xmlns:oel="http://schemas.microsoft.com/office/2019/extlst" xmlns:r="http://schemas.openxmlformats.org/officeDocument/2006/relationships" xmlns:m="http://schemas.openxmlformats.org/officeDocument/2006/math" xmlns:v="urn:schemas-microsoft-com:vml" xmlns:wp14="http://schemas.microsoft.com/office/word/2010/wordprocessingDrawing" xmlns:wp="http://schemas.openxmlformats.org/drawingml/2006/wordprocessingDrawing" xmlns:w10="urn:schemas-microsoft-com:office:word" xmlns:w="http://schemas.openxmlformats.org/wordprocessingml/2006/main" xmlns:w14="http://schemas.microsoft.com/office/word/2010/wordml" xmlns:w15="http://schemas.microsoft.com/office/word/2012/wordml" xmlns:w16cei="http://schemas.microsoft.com/office/word/2026/wordml/cei" xmlns:w16cex="http://schemas.microsoft.com/office/word/2018/wordml/cex" xmlns:w16cid="http://schemas.microsoft.com/office/word/2016/wordml/cid" xmlns:w16="http://schemas.microsoft.com/office/word/2018/wordml" xmlns:w16du="http://schemas.microsoft.com/office/word/2023/wordml/word16du" xmlns:w16sdtdh="http://schemas.microsoft.com/office/word/2020/wordml/sdtdatahash" xmlns:w16sdtfl="http://schemas.microsoft.com/office/word/2024/wordml/sdtformatlock" xmlns:w16se="http://schemas.microsoft.com/office/word/2015/wordml/symex" xmlns:wpg="http://schemas.microsoft.com/office/word/2010/wordprocessingGroup" xmlns:wpi="http://schemas.microsoft.com/office/word/2010/wordprocessingInk" xmlns:wne="http://schemas.microsoft.com/office/word/2006/wordml" xmlns:wps="http://schemas.microsoft.com/office/word/2010/wordprocessingShape" mc:Ignorable="w14 w15 w16se w16cid w16 w16cex w16sdtdh w16sdtfl w16du wp14">
+<w:comments xmlns:wpc="http://schemas.microsoft.com/office/word/2010/wordprocessingCanvas" xmlns:cx="http://schemas.microsoft.com/office/drawing/2014/chartex" xmlns:cx1="http://schemas.microsoft.com/office/drawing/2015/9/8/chartex" xmlns:cx2="http://schemas.microsoft.com/office/drawing/2015/10/21/chartex" xmlns:cx3="http://schemas.microsoft.com/office/drawing/2016/5/9/chartex" xmlns:cx4="http://schemas.microsoft.com/office/drawing/2016/5/10/chartex" xmlns:cx5="http://schemas.microsoft.com/office/drawing/2016/5/11/chartex" xmlns:cx6="http://schemas.microsoft.com/office/drawing/2016/5/12/chartex" xmlns:cx7="http://schemas.microsoft.com/office/drawing/2016/5/13/chartex" xmlns:cx8="http://schemas.microsoft.com/office/drawing/2016/5/14/chartex" xmlns:mc="http://schemas.openxmlformats.org/markup-compatibility/2006" xmlns:aink="http://schemas.microsoft.com/office/drawing/2016/ink" xmlns:am3d="http://schemas.microsoft.com/office/drawing/2017/model3d" xmlns:o="urn:schemas-microsoft-com:office:office" xmlns:oel="http://schemas.microsoft.com/office/2019/extlst" xmlns:r="http://schemas.openxmlformats.org/officeDocument/2006/relationships" xmlns:m="http://schemas.openxmlformats.org/officeDocument/2006/math" xmlns:v="urn:schemas-microsoft-com:vml" xmlns:wp14="http://schemas.microsoft.com/office/word/2010/wordprocessingDrawing" xmlns:wp="http://schemas.openxmlformats.org/drawingml/2006/wordprocessingDrawing" xmlns:w10="urn:schemas-microsoft-com:office:word" xmlns:w="http://schemas.openxmlformats.org/wordprocessingml/2006/main" xmlns:w14="http://schemas.microsoft.com/office/word/2010/wordml" xmlns:w15="http://schemas.microsoft.com/office/word/2012/wordml" xmlns:w16cex="http://schemas.microsoft.com/office/word/2018/wordml/cex" xmlns:w16cid="http://schemas.microsoft.com/office/word/2016/wordml/cid" xmlns:w16="http://schemas.microsoft.com/office/word/2018/wordml" xmlns:w16du="http://schemas.microsoft.com/office/word/2023/wordml/word16du" xmlns:w16sdtdh="http://schemas.microsoft.com/office/word/2020/wordml/sdtdatahash" xmlns:w16sdtfl="http://schemas.microsoft.com/office/word/2024/wordml/sdtformatlock" xmlns:w16se="http://schemas.microsoft.com/office/word/2015/wordml/symex" xmlns:wpg="http://schemas.microsoft.com/office/word/2010/wordprocessingGroup" xmlns:wpi="http://schemas.microsoft.com/office/word/2010/wordprocessingInk" xmlns:wne="http://schemas.microsoft.com/office/word/2006/wordml" xmlns:wps="http://schemas.microsoft.com/office/word/2010/wordprocessingShape" mc:Ignorable="w14 w15 w16se w16cid w16 w16cex w16sdtdh w16sdtfl w16du wp14">
   <w:comment w:id="107" w:author="TIEW BOON LI" w:date="2026-08-07T13:08:00Z" w:initials="TB">
     <w:p>
       <w:pPr>
@@ -16436,7 +16396,7 @@
 </file>
 
 <file path=word/commentsExtended.xml><?xml version="1.0" encoding="utf-8"?>
-<w15:commentsEx xmlns:wpc="http://schemas.microsoft.com/office/word/2010/wordprocessingCanvas" xmlns:cx="http://schemas.microsoft.com/office/drawing/2014/chartex" xmlns:cx1="http://schemas.microsoft.com/office/drawing/2015/9/8/chartex" xmlns:cx2="http://schemas.microsoft.com/office/drawing/2015/10/21/chartex" xmlns:cx3="http://schemas.microsoft.com/office/drawing/2016/5/9/chartex" xmlns:cx4="http://schemas.microsoft.com/office/drawing/2016/5/10/chartex" xmlns:cx5="http://schemas.microsoft.com/office/drawing/2016/5/11/chartex" xmlns:cx6="http://schemas.microsoft.com/office/drawing/2016/5/12/chartex" xmlns:cx7="http://schemas.microsoft.com/office/drawing/2016/5/13/chartex" xmlns:cx8="http://schemas.microsoft.com/office/drawing/2016/5/14/chartex" xmlns:mc="http://schemas.openxmlformats.org/markup-compatibility/2006" xmlns:aink="http://schemas.microsoft.com/office/drawing/2016/ink" xmlns:am3d="http://schemas.microsoft.com/office/drawing/2017/model3d" xmlns:o="urn:schemas-microsoft-com:office:office" xmlns:oel="http://schemas.microsoft.com/office/2019/extlst" xmlns:r="http://schemas.openxmlformats.org/officeDocument/2006/relationships" xmlns:m="http://schemas.openxmlformats.org/officeDocument/2006/math" xmlns:v="urn:schemas-microsoft-com:vml" xmlns:wp14="http://schemas.microsoft.com/office/word/2010/wordprocessingDrawing" xmlns:wp="http://schemas.openxmlformats.org/drawingml/2006/wordprocessingDrawing" xmlns:w10="urn:schemas-microsoft-com:office:word" xmlns:w="http://schemas.openxmlformats.org/wordprocessingml/2006/main" xmlns:w14="http://schemas.microsoft.com/office/word/2010/wordml" xmlns:w15="http://schemas.microsoft.com/office/word/2012/wordml" xmlns:w16cei="http://schemas.microsoft.com/office/word/2026/wordml/cei" xmlns:w16cex="http://schemas.microsoft.com/office/word/2018/wordml/cex" xmlns:w16cid="http://schemas.microsoft.com/office/word/2016/wordml/cid" xmlns:w16="http://schemas.microsoft.com/office/word/2018/wordml" xmlns:w16du="http://schemas.microsoft.com/office/word/2023/wordml/word16du" xmlns:w16sdtdh="http://schemas.microsoft.com/office/word/2020/wordml/sdtdatahash" xmlns:w16sdtfl="http://schemas.microsoft.com/office/word/2024/wordml/sdtformatlock" xmlns:w16se="http://schemas.microsoft.com/office/word/2015/wordml/symex" xmlns:wpg="http://schemas.microsoft.com/office/word/2010/wordprocessingGroup" xmlns:wpi="http://schemas.microsoft.com/office/word/2010/wordprocessingInk" xmlns:wne="http://schemas.microsoft.com/office/word/2006/wordml" xmlns:wps="http://schemas.microsoft.com/office/word/2010/wordprocessingShape" mc:Ignorable="w14 w15 w16se w16cid w16 w16cex w16sdtdh w16sdtfl w16du wp14">
+<w15:commentsEx xmlns:wpc="http://schemas.microsoft.com/office/word/2010/wordprocessingCanvas" xmlns:cx="http://schemas.microsoft.com/office/drawing/2014/chartex" xmlns:cx1="http://schemas.microsoft.com/office/drawing/2015/9/8/chartex" xmlns:cx2="http://schemas.microsoft.com/office/drawing/2015/10/21/chartex" xmlns:cx3="http://schemas.microsoft.com/office/drawing/2016/5/9/chartex" xmlns:cx4="http://schemas.microsoft.com/office/drawing/2016/5/10/chartex" xmlns:cx5="http://schemas.microsoft.com/office/drawing/2016/5/11/chartex" xmlns:cx6="http://schemas.microsoft.com/office/drawing/2016/5/12/chartex" xmlns:cx7="http://schemas.microsoft.com/office/drawing/2016/5/13/chartex" xmlns:cx8="http://schemas.microsoft.com/office/drawing/2016/5/14/chartex" xmlns:mc="http://schemas.openxmlformats.org/markup-compatibility/2006" xmlns:aink="http://schemas.microsoft.com/office/drawing/2016/ink" xmlns:am3d="http://schemas.microsoft.com/office/drawing/2017/model3d" xmlns:o="urn:schemas-microsoft-com:office:office" xmlns:oel="http://schemas.microsoft.com/office/2019/extlst" xmlns:r="http://schemas.openxmlformats.org/officeDocument/2006/relationships" xmlns:m="http://schemas.openxmlformats.org/officeDocument/2006/math" xmlns:v="urn:schemas-microsoft-com:vml" xmlns:wp14="http://schemas.microsoft.com/office/word/2010/wordprocessingDrawing" xmlns:wp="http://schemas.openxmlformats.org/drawingml/2006/wordprocessingDrawing" xmlns:w10="urn:schemas-microsoft-com:office:word" xmlns:w="http://schemas.openxmlformats.org/wordprocessingml/2006/main" xmlns:w14="http://schemas.microsoft.com/office/word/2010/wordml" xmlns:w15="http://schemas.microsoft.com/office/word/2012/wordml" xmlns:w16cex="http://schemas.microsoft.com/office/word/2018/wordml/cex" xmlns:w16cid="http://schemas.microsoft.com/office/word/2016/wordml/cid" xmlns:w16="http://schemas.microsoft.com/office/word/2018/wordml" xmlns:w16du="http://schemas.microsoft.com/office/word/2023/wordml/word16du" xmlns:w16sdtdh="http://schemas.microsoft.com/office/word/2020/wordml/sdtdatahash" xmlns:w16sdtfl="http://schemas.microsoft.com/office/word/2024/wordml/sdtformatlock" xmlns:w16se="http://schemas.microsoft.com/office/word/2015/wordml/symex" xmlns:wpg="http://schemas.microsoft.com/office/word/2010/wordprocessingGroup" xmlns:wpi="http://schemas.microsoft.com/office/word/2010/wordprocessingInk" xmlns:wne="http://schemas.microsoft.com/office/word/2006/wordml" xmlns:wps="http://schemas.microsoft.com/office/word/2010/wordprocessingShape" mc:Ignorable="w14 w15 w16se w16cid w16 w16cex w16sdtdh w16sdtfl w16du wp14">
   <w15:commentEx w15:paraId="41D6FBE8" w15:done="0"/>
   <w15:commentEx w15:paraId="082ECA0F" w15:done="0"/>
   <w15:commentEx w15:paraId="51C4A687" w15:done="0"/>
@@ -16444,7 +16404,7 @@
 </file>
 
 <file path=word/commentsExtensible.xml><?xml version="1.0" encoding="utf-8"?>
-<w16cex:commentsExtensible xmlns:wpc="http://schemas.microsoft.com/office/word/2010/wordprocessingCanvas" xmlns:cx="http://schemas.microsoft.com/office/drawing/2014/chartex" xmlns:cx1="http://schemas.microsoft.com/office/drawing/2015/9/8/chartex" xmlns:cx2="http://schemas.microsoft.com/office/drawing/2015/10/21/chartex" xmlns:cx3="http://schemas.microsoft.com/office/drawing/2016/5/9/chartex" xmlns:cx4="http://schemas.microsoft.com/office/drawing/2016/5/10/chartex" xmlns:cx5="http://schemas.microsoft.com/office/drawing/2016/5/11/chartex" xmlns:cx6="http://schemas.microsoft.com/office/drawing/2016/5/12/chartex" xmlns:cx7="http://schemas.microsoft.com/office/drawing/2016/5/13/chartex" xmlns:cx8="http://schemas.microsoft.com/office/drawing/2016/5/14/chartex" xmlns:cr="http://schemas.microsoft.com/office/comments/2020/reactions" xmlns:mc="http://schemas.openxmlformats.org/markup-compatibility/2006" xmlns:aink="http://schemas.microsoft.com/office/drawing/2016/ink" xmlns:am3d="http://schemas.microsoft.com/office/drawing/2017/model3d" xmlns:o="urn:schemas-microsoft-com:office:office" xmlns:oel="http://schemas.microsoft.com/office/2019/extlst" xmlns:r="http://schemas.openxmlformats.org/officeDocument/2006/relationships" xmlns:m="http://schemas.openxmlformats.org/officeDocument/2006/math" xmlns:v="urn:schemas-microsoft-com:vml" xmlns:wp14="http://schemas.microsoft.com/office/word/2010/wordprocessingDrawing" xmlns:wp="http://schemas.openxmlformats.org/drawingml/2006/wordprocessingDrawing" xmlns:w10="urn:schemas-microsoft-com:office:word" xmlns:w="http://schemas.openxmlformats.org/wordprocessingml/2006/main" xmlns:w14="http://schemas.microsoft.com/office/word/2010/wordml" xmlns:w15="http://schemas.microsoft.com/office/word/2012/wordml" xmlns:w16cei="http://schemas.microsoft.com/office/word/2026/wordml/cei" xmlns:w16cex="http://schemas.microsoft.com/office/word/2018/wordml/cex" xmlns:w16cid="http://schemas.microsoft.com/office/word/2016/wordml/cid" xmlns:w16="http://schemas.microsoft.com/office/word/2018/wordml" xmlns:w16du="http://schemas.microsoft.com/office/word/2023/wordml/word16du" xmlns:w16sdtdh="http://schemas.microsoft.com/office/word/2020/wordml/sdtdatahash" xmlns:w16sdtfl="http://schemas.microsoft.com/office/word/2024/wordml/sdtformatlock" xmlns:w16se="http://schemas.microsoft.com/office/word/2015/wordml/symex" xmlns:wpg="http://schemas.microsoft.com/office/word/2010/wordprocessingGroup" xmlns:wpi="http://schemas.microsoft.com/office/word/2010/wordprocessingInk" xmlns:wne="http://schemas.microsoft.com/office/word/2006/wordml" xmlns:wps="http://schemas.microsoft.com/office/word/2010/wordprocessingShape" mc:Ignorable="w14 w15 w16se w16cid w16 w16cex w16sdtdh w16sdtfl cr w16du wp14">
+<w16cex:commentsExtensible xmlns:wpc="http://schemas.microsoft.com/office/word/2010/wordprocessingCanvas" xmlns:cx="http://schemas.microsoft.com/office/drawing/2014/chartex" xmlns:cx1="http://schemas.microsoft.com/office/drawing/2015/9/8/chartex" xmlns:cx2="http://schemas.microsoft.com/office/drawing/2015/10/21/chartex" xmlns:cx3="http://schemas.microsoft.com/office/drawing/2016/5/9/chartex" xmlns:cx4="http://schemas.microsoft.com/office/drawing/2016/5/10/chartex" xmlns:cx5="http://schemas.microsoft.com/office/drawing/2016/5/11/chartex" xmlns:cx6="http://schemas.microsoft.com/office/drawing/2016/5/12/chartex" xmlns:cx7="http://schemas.microsoft.com/office/drawing/2016/5/13/chartex" xmlns:cx8="http://schemas.microsoft.com/office/drawing/2016/5/14/chartex" xmlns:cr="http://schemas.microsoft.com/office/comments/2020/reactions" xmlns:mc="http://schemas.openxmlformats.org/markup-compatibility/2006" xmlns:aink="http://schemas.microsoft.com/office/drawing/2016/ink" xmlns:am3d="http://schemas.microsoft.com/office/drawing/2017/model3d" xmlns:o="urn:schemas-microsoft-com:office:office" xmlns:oel="http://schemas.microsoft.com/office/2019/extlst" xmlns:r="http://schemas.openxmlformats.org/officeDocument/2006/relationships" xmlns:m="http://schemas.openxmlformats.org/officeDocument/2006/math" xmlns:v="urn:schemas-microsoft-com:vml" xmlns:wp14="http://schemas.microsoft.com/office/word/2010/wordprocessingDrawing" xmlns:wp="http://schemas.openxmlformats.org/drawingml/2006/wordprocessingDrawing" xmlns:w10="urn:schemas-microsoft-com:office:word" xmlns:w="http://schemas.openxmlformats.org/wordprocessingml/2006/main" xmlns:w14="http://schemas.microsoft.com/office/word/2010/wordml" xmlns:w15="http://schemas.microsoft.com/office/word/2012/wordml" xmlns:w16cex="http://schemas.microsoft.com/office/word/2018/wordml/cex" xmlns:w16cid="http://schemas.microsoft.com/office/word/2016/wordml/cid" xmlns:w16="http://schemas.microsoft.com/office/word/2018/wordml" xmlns:w16du="http://schemas.microsoft.com/office/word/2023/wordml/word16du" xmlns:w16sdtdh="http://schemas.microsoft.com/office/word/2020/wordml/sdtdatahash" xmlns:w16sdtfl="http://schemas.microsoft.com/office/word/2024/wordml/sdtformatlock" xmlns:w16se="http://schemas.microsoft.com/office/word/2015/wordml/symex" xmlns:wpg="http://schemas.microsoft.com/office/word/2010/wordprocessingGroup" xmlns:wpi="http://schemas.microsoft.com/office/word/2010/wordprocessingInk" xmlns:wne="http://schemas.microsoft.com/office/word/2006/wordml" xmlns:wps="http://schemas.microsoft.com/office/word/2010/wordprocessingShape" mc:Ignorable="w14 w15 w16se w16cid w16 w16cex w16sdtdh w16sdtfl cr w16du wp14">
   <w16cex:commentExtensible w16cex:durableId="7C7394CB" w16cex:dateUtc="2026-08-07T05:08:00Z"/>
   <w16cex:commentExtensible w16cex:durableId="4E8F805F" w16cex:dateUtc="2026-08-07T05:15:00Z"/>
   <w16cex:commentExtensible w16cex:durableId="3FA15C6C" w16cex:dateUtc="2026-08-07T05:12:00Z"/>
@@ -16452,7 +16412,7 @@
 </file>
 
 <file path=word/commentsIds.xml><?xml version="1.0" encoding="utf-8"?>
-<w16cid:commentsIds xmlns:wpc="http://schemas.microsoft.com/office/word/2010/wordprocessingCanvas" xmlns:cx="http://schemas.microsoft.com/office/drawing/2014/chartex" xmlns:cx1="http://schemas.microsoft.com/office/drawing/2015/9/8/chartex" xmlns:cx2="http://schemas.microsoft.com/office/drawing/2015/10/21/chartex" xmlns:cx3="http://schemas.microsoft.com/office/drawing/2016/5/9/chartex" xmlns:cx4="http://schemas.microsoft.com/office/drawing/2016/5/10/chartex" xmlns:cx5="http://schemas.microsoft.com/office/drawing/2016/5/11/chartex" xmlns:cx6="http://schemas.microsoft.com/office/drawing/2016/5/12/chartex" xmlns:cx7="http://schemas.microsoft.com/office/drawing/2016/5/13/chartex" xmlns:cx8="http://schemas.microsoft.com/office/drawing/2016/5/14/chartex" xmlns:mc="http://schemas.openxmlformats.org/markup-compatibility/2006" xmlns:aink="http://schemas.microsoft.com/office/drawing/2016/ink" xmlns:am3d="http://schemas.microsoft.com/office/drawing/2017/model3d" xmlns:o="urn:schemas-microsoft-com:office:office" xmlns:oel="http://schemas.microsoft.com/office/2019/extlst" xmlns:r="http://schemas.openxmlformats.org/officeDocument/2006/relationships" xmlns:m="http://schemas.openxmlformats.org/officeDocument/2006/math" xmlns:v="urn:schemas-microsoft-com:vml" xmlns:wp14="http://schemas.microsoft.com/office/word/2010/wordprocessingDrawing" xmlns:wp="http://schemas.openxmlformats.org/drawingml/2006/wordprocessingDrawing" xmlns:w10="urn:schemas-microsoft-com:office:word" xmlns:w="http://schemas.openxmlformats.org/wordprocessingml/2006/main" xmlns:w14="http://schemas.microsoft.com/office/word/2010/wordml" xmlns:w15="http://schemas.microsoft.com/office/word/2012/wordml" xmlns:w16cei="http://schemas.microsoft.com/office/word/2026/wordml/cei" xmlns:w16cex="http://schemas.microsoft.com/office/word/2018/wordml/cex" xmlns:w16cid="http://schemas.microsoft.com/office/word/2016/wordml/cid" xmlns:w16="http://schemas.microsoft.com/office/word/2018/wordml" xmlns:w16du="http://schemas.microsoft.com/office/word/2023/wordml/word16du" xmlns:w16sdtdh="http://schemas.microsoft.com/office/word/2020/wordml/sdtdatahash" xmlns:w16sdtfl="http://schemas.microsoft.com/office/word/2024/wordml/sdtformatlock" xmlns:w16se="http://schemas.microsoft.com/office/word/2015/wordml/symex" xmlns:wpg="http://schemas.microsoft.com/office/word/2010/wordprocessingGroup" xmlns:wpi="http://schemas.microsoft.com/office/word/2010/wordprocessingInk" xmlns:wne="http://schemas.microsoft.com/office/word/2006/wordml" xmlns:wps="http://schemas.microsoft.com/office/word/2010/wordprocessingShape" mc:Ignorable="w14 w15 w16se w16cid w16 w16cex w16sdtdh w16sdtfl w16du wp14">
+<w16cid:commentsIds xmlns:wpc="http://schemas.microsoft.com/office/word/2010/wordprocessingCanvas" xmlns:cx="http://schemas.microsoft.com/office/drawing/2014/chartex" xmlns:cx1="http://schemas.microsoft.com/office/drawing/2015/9/8/chartex" xmlns:cx2="http://schemas.microsoft.com/office/drawing/2015/10/21/chartex" xmlns:cx3="http://schemas.microsoft.com/office/drawing/2016/5/9/chartex" xmlns:cx4="http://schemas.microsoft.com/office/drawing/2016/5/10/chartex" xmlns:cx5="http://schemas.microsoft.com/office/drawing/2016/5/11/chartex" xmlns:cx6="http://schemas.microsoft.com/office/drawing/2016/5/12/chartex" xmlns:cx7="http://schemas.microsoft.com/office/drawing/2016/5/13/chartex" xmlns:cx8="http://schemas.microsoft.com/office/drawing/2016/5/14/chartex" xmlns:mc="http://schemas.openxmlformats.org/markup-compatibility/2006" xmlns:aink="http://schemas.microsoft.com/office/drawing/2016/ink" xmlns:am3d="http://schemas.microsoft.com/office/drawing/2017/model3d" xmlns:o="urn:schemas-microsoft-com:office:office" xmlns:oel="http://schemas.microsoft.com/office/2019/extlst" xmlns:r="http://schemas.openxmlformats.org/officeDocument/2006/relationships" xmlns:m="http://schemas.openxmlformats.org/officeDocument/2006/math" xmlns:v="urn:schemas-microsoft-com:vml" xmlns:wp14="http://schemas.microsoft.com/office/word/2010/wordprocessingDrawing" xmlns:wp="http://schemas.openxmlformats.org/drawingml/2006/wordprocessingDrawing" xmlns:w10="urn:schemas-microsoft-com:office:word" xmlns:w="http://schemas.openxmlformats.org/wordprocessingml/2006/main" xmlns:w14="http://schemas.microsoft.com/office/word/2010/wordml" xmlns:w15="http://schemas.microsoft.com/office/word/2012/wordml" xmlns:w16cex="http://schemas.microsoft.com/office/word/2018/wordml/cex" xmlns:w16cid="http://schemas.microsoft.com/office/word/2016/wordml/cid" xmlns:w16="http://schemas.microsoft.com/office/word/2018/wordml" xmlns:w16du="http://schemas.microsoft.com/office/word/2023/wordml/word16du" xmlns:w16sdtdh="http://schemas.microsoft.com/office/word/2020/wordml/sdtdatahash" xmlns:w16sdtfl="http://schemas.microsoft.com/office/word/2024/wordml/sdtformatlock" xmlns:w16se="http://schemas.microsoft.com/office/word/2015/wordml/symex" xmlns:wpg="http://schemas.microsoft.com/office/word/2010/wordprocessingGroup" xmlns:wpi="http://schemas.microsoft.com/office/word/2010/wordprocessingInk" xmlns:wne="http://schemas.microsoft.com/office/word/2006/wordml" xmlns:wps="http://schemas.microsoft.com/office/word/2010/wordprocessingShape" mc:Ignorable="w14 w15 w16se w16cid w16 w16cex w16sdtdh w16sdtfl w16du wp14">
   <w16cid:commentId w16cid:paraId="41D6FBE8" w16cid:durableId="7C7394CB"/>
   <w16cid:commentId w16cid:paraId="082ECA0F" w16cid:durableId="4E8F805F"/>
   <w16cid:commentId w16cid:paraId="51C4A687" w16cid:durableId="3FA15C6C"/>
@@ -16460,7 +16420,7 @@
 </file>
 
 <file path=word/endnotes.xml><?xml version="1.0" encoding="utf-8"?>
-<w:endnotes xmlns:wpc="http://schemas.microsoft.com/office/word/2010/wordprocessingCanvas" xmlns:cx="http://schemas.microsoft.com/office/drawing/2014/chartex" xmlns:cx1="http://schemas.microsoft.com/office/drawing/2015/9/8/chartex" xmlns:cx2="http://schemas.microsoft.com/office/drawing/2015/10/21/chartex" xmlns:cx3="http://schemas.microsoft.com/office/drawing/2016/5/9/chartex" xmlns:cx4="http://schemas.microsoft.com/office/drawing/2016/5/10/chartex" xmlns:cx5="http://schemas.microsoft.com/office/drawing/2016/5/11/chartex" xmlns:cx6="http://schemas.microsoft.com/office/drawing/2016/5/12/chartex" xmlns:cx7="http://schemas.microsoft.com/office/drawing/2016/5/13/chartex" xmlns:cx8="http://schemas.microsoft.com/office/drawing/2016/5/14/chartex" xmlns:mc="http://schemas.openxmlformats.org/markup-compatibility/2006" xmlns:aink="http://schemas.microsoft.com/office/drawing/2016/ink" xmlns:am3d="http://schemas.microsoft.com/office/drawing/2017/model3d" xmlns:o="urn:schemas-microsoft-com:office:office" xmlns:oel="http://schemas.microsoft.com/office/2019/extlst" xmlns:r="http://schemas.openxmlformats.org/officeDocument/2006/relationships" xmlns:m="http://schemas.openxmlformats.org/officeDocument/2006/math" xmlns:v="urn:schemas-microsoft-com:vml" xmlns:wp14="http://schemas.microsoft.com/office/word/2010/wordprocessingDrawing" xmlns:wp="http://schemas.openxmlformats.org/drawingml/2006/wordprocessingDrawing" xmlns:w10="urn:schemas-microsoft-com:office:word" xmlns:w="http://schemas.openxmlformats.org/wordprocessingml/2006/main" xmlns:w14="http://schemas.microsoft.com/office/word/2010/wordml" xmlns:w15="http://schemas.microsoft.com/office/word/2012/wordml" xmlns:w16cei="http://schemas.microsoft.com/office/word/2026/wordml/cei" xmlns:w16cex="http://schemas.microsoft.com/office/word/2018/wordml/cex" xmlns:w16cid="http://schemas.microsoft.com/office/word/2016/wordml/cid" xmlns:w16="http://schemas.microsoft.com/office/word/2018/wordml" xmlns:w16du="http://schemas.microsoft.com/office/word/2023/wordml/word16du" xmlns:w16sdtdh="http://schemas.microsoft.com/office/word/2020/wordml/sdtdatahash" xmlns:w16sdtfl="http://schemas.microsoft.com/office/word/2024/wordml/sdtformatlock" xmlns:w16se="http://schemas.microsoft.com/office/word/2015/wordml/symex" xmlns:wpg="http://schemas.microsoft.com/office/word/2010/wordprocessingGroup" xmlns:wpi="http://schemas.microsoft.com/office/word/2010/wordprocessingInk" xmlns:wne="http://schemas.microsoft.com/office/word/2006/wordml" xmlns:wps="http://schemas.microsoft.com/office/word/2010/wordprocessingShape" mc:Ignorable="w14 w15 w16se w16cid w16 w16cex w16sdtdh w16sdtfl w16du wp14">
+<w:endnotes xmlns:wpc="http://schemas.microsoft.com/office/word/2010/wordprocessingCanvas" xmlns:cx="http://schemas.microsoft.com/office/drawing/2014/chartex" xmlns:cx1="http://schemas.microsoft.com/office/drawing/2015/9/8/chartex" xmlns:cx2="http://schemas.microsoft.com/office/drawing/2015/10/21/chartex" xmlns:cx3="http://schemas.microsoft.com/office/drawing/2016/5/9/chartex" xmlns:cx4="http://schemas.microsoft.com/office/drawing/2016/5/10/chartex" xmlns:cx5="http://schemas.microsoft.com/office/drawing/2016/5/11/chartex" xmlns:cx6="http://schemas.microsoft.com/office/drawing/2016/5/12/chartex" xmlns:cx7="http://schemas.microsoft.com/office/drawing/2016/5/13/chartex" xmlns:cx8="http://schemas.microsoft.com/office/drawing/2016/5/14/chartex" xmlns:mc="http://schemas.openxmlformats.org/markup-compatibility/2006" xmlns:aink="http://schemas.microsoft.com/office/drawing/2016/ink" xmlns:am3d="http://schemas.microsoft.com/office/drawing/2017/model3d" xmlns:o="urn:schemas-microsoft-com:office:office" xmlns:oel="http://schemas.microsoft.com/office/2019/extlst" xmlns:r="http://schemas.openxmlformats.org/officeDocument/2006/relationships" xmlns:m="http://schemas.openxmlformats.org/officeDocument/2006/math" xmlns:v="urn:schemas-microsoft-com:vml" xmlns:wp14="http://schemas.microsoft.com/office/word/2010/wordprocessingDrawing" xmlns:wp="http://schemas.openxmlformats.org/drawingml/2006/wordprocessingDrawing" xmlns:w10="urn:schemas-microsoft-com:office:word" xmlns:w="http://schemas.openxmlformats.org/wordprocessingml/2006/main" xmlns:w14="http://schemas.microsoft.com/office/word/2010/wordml" xmlns:w15="http://schemas.microsoft.com/office/word/2012/wordml" xmlns:w16cex="http://schemas.microsoft.com/office/word/2018/wordml/cex" xmlns:w16cid="http://schemas.microsoft.com/office/word/2016/wordml/cid" xmlns:w16="http://schemas.microsoft.com/office/word/2018/wordml" xmlns:w16du="http://schemas.microsoft.com/office/word/2023/wordml/word16du" xmlns:w16sdtdh="http://schemas.microsoft.com/office/word/2020/wordml/sdtdatahash" xmlns:w16sdtfl="http://schemas.microsoft.com/office/word/2024/wordml/sdtformatlock" xmlns:w16se="http://schemas.microsoft.com/office/word/2015/wordml/symex" xmlns:wpg="http://schemas.microsoft.com/office/word/2010/wordprocessingGroup" xmlns:wpi="http://schemas.microsoft.com/office/word/2010/wordprocessingInk" xmlns:wne="http://schemas.microsoft.com/office/word/2006/wordml" xmlns:wps="http://schemas.microsoft.com/office/word/2010/wordprocessingShape" mc:Ignorable="w14 w15 w16se w16cid w16 w16cex w16sdtdh w16sdtfl w16du wp14">
   <w:endnote w:type="separator" w:id="-1">
     <w:p>
       <w:pPr>
@@ -16485,7 +16445,7 @@
 </file>
 
 <file path=word/footnotes.xml><?xml version="1.0" encoding="utf-8"?>
-<w:footnotes xmlns:wpc="http://schemas.microsoft.com/office/word/2010/wordprocessingCanvas" xmlns:cx="http://schemas.microsoft.com/office/drawing/2014/chartex" xmlns:cx1="http://schemas.microsoft.com/office/drawing/2015/9/8/chartex" xmlns:cx2="http://schemas.microsoft.com/office/drawing/2015/10/21/chartex" xmlns:cx3="http://schemas.microsoft.com/office/drawing/2016/5/9/chartex" xmlns:cx4="http://schemas.microsoft.com/office/drawing/2016/5/10/chartex" xmlns:cx5="http://schemas.microsoft.com/office/drawing/2016/5/11/chartex" xmlns:cx6="http://schemas.microsoft.com/office/drawing/2016/5/12/chartex" xmlns:cx7="http://schemas.microsoft.com/office/drawing/2016/5/13/chartex" xmlns:cx8="http://schemas.microsoft.com/office/drawing/2016/5/14/chartex" xmlns:mc="http://schemas.openxmlformats.org/markup-compatibility/2006" xmlns:aink="http://schemas.microsoft.com/office/drawing/2016/ink" xmlns:am3d="http://schemas.microsoft.com/office/drawing/2017/model3d" xmlns:o="urn:schemas-microsoft-com:office:office" xmlns:oel="http://schemas.microsoft.com/office/2019/extlst" xmlns:r="http://schemas.openxmlformats.org/officeDocument/2006/relationships" xmlns:m="http://schemas.openxmlformats.org/officeDocument/2006/math" xmlns:v="urn:schemas-microsoft-com:vml" xmlns:wp14="http://schemas.microsoft.com/office/word/2010/wordprocessingDrawing" xmlns:wp="http://schemas.openxmlformats.org/drawingml/2006/wordprocessingDrawing" xmlns:w10="urn:schemas-microsoft-com:office:word" xmlns:w="http://schemas.openxmlformats.org/wordprocessingml/2006/main" xmlns:w14="http://schemas.microsoft.com/office/word/2010/wordml" xmlns:w15="http://schemas.microsoft.com/office/word/2012/wordml" xmlns:w16cei="http://schemas.microsoft.com/office/word/2026/wordml/cei" xmlns:w16cex="http://schemas.microsoft.com/office/word/2018/wordml/cex" xmlns:w16cid="http://schemas.microsoft.com/office/word/2016/wordml/cid" xmlns:w16="http://schemas.microsoft.com/office/word/2018/wordml" xmlns:w16du="http://schemas.microsoft.com/office/word/2023/wordml/word16du" xmlns:w16sdtdh="http://schemas.microsoft.com/office/word/2020/wordml/sdtdatahash" xmlns:w16sdtfl="http://schemas.microsoft.com/office/word/2024/wordml/sdtformatlock" xmlns:w16se="http://schemas.microsoft.com/office/word/2015/wordml/symex" xmlns:wpg="http://schemas.microsoft.com/office/word/2010/wordprocessingGroup" xmlns:wpi="http://schemas.microsoft.com/office/word/2010/wordprocessingInk" xmlns:wne="http://schemas.microsoft.com/office/word/2006/wordml" xmlns:wps="http://schemas.microsoft.com/office/word/2010/wordprocessingShape" mc:Ignorable="w14 w15 w16se w16cid w16 w16cex w16sdtdh w16sdtfl w16du wp14">
+<w:footnotes xmlns:wpc="http://schemas.microsoft.com/office/word/2010/wordprocessingCanvas" xmlns:cx="http://schemas.microsoft.com/office/drawing/2014/chartex" xmlns:cx1="http://schemas.microsoft.com/office/drawing/2015/9/8/chartex" xmlns:cx2="http://schemas.microsoft.com/office/drawing/2015/10/21/chartex" xmlns:cx3="http://schemas.microsoft.com/office/drawing/2016/5/9/chartex" xmlns:cx4="http://schemas.microsoft.com/office/drawing/2016/5/10/chartex" xmlns:cx5="http://schemas.microsoft.com/office/drawing/2016/5/11/chartex" xmlns:cx6="http://schemas.microsoft.com/office/drawing/2016/5/12/chartex" xmlns:cx7="http://schemas.microsoft.com/office/drawing/2016/5/13/chartex" xmlns:cx8="http://schemas.microsoft.com/office/drawing/2016/5/14/chartex" xmlns:mc="http://schemas.openxmlformats.org/markup-compatibility/2006" xmlns:aink="http://schemas.microsoft.com/office/drawing/2016/ink" xmlns:am3d="http://schemas.microsoft.com/office/drawing/2017/model3d" xmlns:o="urn:schemas-microsoft-com:office:office" xmlns:oel="http://schemas.microsoft.com/office/2019/extlst" xmlns:r="http://schemas.openxmlformats.org/officeDocument/2006/relationships" xmlns:m="http://schemas.openxmlformats.org/officeDocument/2006/math" xmlns:v="urn:schemas-microsoft-com:vml" xmlns:wp14="http://schemas.microsoft.com/office/word/2010/wordprocessingDrawing" xmlns:wp="http://schemas.openxmlformats.org/drawingml/2006/wordprocessingDrawing" xmlns:w10="urn:schemas-microsoft-com:office:word" xmlns:w="http://schemas.openxmlformats.org/wordprocessingml/2006/main" xmlns:w14="http://schemas.microsoft.com/office/word/2010/wordml" xmlns:w15="http://schemas.microsoft.com/office/word/2012/wordml" xmlns:w16cex="http://schemas.microsoft.com/office/word/2018/wordml/cex" xmlns:w16cid="http://schemas.microsoft.com/office/word/2016/wordml/cid" xmlns:w16="http://schemas.microsoft.com/office/word/2018/wordml" xmlns:w16du="http://schemas.microsoft.com/office/word/2023/wordml/word16du" xmlns:w16sdtdh="http://schemas.microsoft.com/office/word/2020/wordml/sdtdatahash" xmlns:w16sdtfl="http://schemas.microsoft.com/office/word/2024/wordml/sdtformatlock" xmlns:w16se="http://schemas.microsoft.com/office/word/2015/wordml/symex" xmlns:wpg="http://schemas.microsoft.com/office/word/2010/wordprocessingGroup" xmlns:wpi="http://schemas.microsoft.com/office/word/2010/wordprocessingInk" xmlns:wne="http://schemas.microsoft.com/office/word/2006/wordml" xmlns:wps="http://schemas.microsoft.com/office/word/2010/wordprocessingShape" mc:Ignorable="w14 w15 w16se w16cid w16 w16cex w16sdtdh w16sdtfl w16du wp14">
   <w:footnote w:type="separator" w:id="-1">
     <w:p>
       <w:pPr>
@@ -16510,7 +16470,7 @@
 </file>
 
 <file path=word/numbering.xml><?xml version="1.0" encoding="utf-8"?>
-<w:numbering xmlns:wpc="http://schemas.microsoft.com/office/word/2010/wordprocessingCanvas" xmlns:cx="http://schemas.microsoft.com/office/drawing/2014/chartex" xmlns:cx1="http://schemas.microsoft.com/office/drawing/2015/9/8/chartex" xmlns:cx2="http://schemas.microsoft.com/office/drawing/2015/10/21/chartex" xmlns:cx3="http://schemas.microsoft.com/office/drawing/2016/5/9/chartex" xmlns:cx4="http://schemas.microsoft.com/office/drawing/2016/5/10/chartex" xmlns:cx5="http://schemas.microsoft.com/office/drawing/2016/5/11/chartex" xmlns:cx6="http://schemas.microsoft.com/office/drawing/2016/5/12/chartex" xmlns:cx7="http://schemas.microsoft.com/office/drawing/2016/5/13/chartex" xmlns:cx8="http://schemas.microsoft.com/office/drawing/2016/5/14/chartex" xmlns:mc="http://schemas.openxmlformats.org/markup-compatibility/2006" xmlns:aink="http://schemas.microsoft.com/office/drawing/2016/ink" xmlns:am3d="http://schemas.microsoft.com/office/drawing/2017/model3d" xmlns:o="urn:schemas-microsoft-com:office:office" xmlns:oel="http://schemas.microsoft.com/office/2019/extlst" xmlns:r="http://schemas.openxmlformats.org/officeDocument/2006/relationships" xmlns:m="http://schemas.openxmlformats.org/officeDocument/2006/math" xmlns:v="urn:schemas-microsoft-com:vml" xmlns:wp14="http://schemas.microsoft.com/office/word/2010/wordprocessingDrawing" xmlns:wp="http://schemas.openxmlformats.org/drawingml/2006/wordprocessingDrawing" xmlns:w10="urn:schemas-microsoft-com:office:word" xmlns:w="http://schemas.openxmlformats.org/wordprocessingml/2006/main" xmlns:w14="http://schemas.microsoft.com/office/word/2010/wordml" xmlns:w15="http://schemas.microsoft.com/office/word/2012/wordml" xmlns:w16cei="http://schemas.microsoft.com/office/word/2026/wordml/cei" xmlns:w16cex="http://schemas.microsoft.com/office/word/2018/wordml/cex" xmlns:w16cid="http://schemas.microsoft.com/office/word/2016/wordml/cid" xmlns:w16="http://schemas.microsoft.com/office/word/2018/wordml" xmlns:w16du="http://schemas.microsoft.com/office/word/2023/wordml/word16du" xmlns:w16sdtdh="http://schemas.microsoft.com/office/word/2020/wordml/sdtdatahash" xmlns:w16sdtfl="http://schemas.microsoft.com/office/word/2024/wordml/sdtformatlock" xmlns:w16se="http://schemas.microsoft.com/office/word/2015/wordml/symex" xmlns:wpg="http://schemas.microsoft.com/office/word/2010/wordprocessingGroup" xmlns:wpi="http://schemas.microsoft.com/office/word/2010/wordprocessingInk" xmlns:wne="http://schemas.microsoft.com/office/word/2006/wordml" xmlns:wps="http://schemas.microsoft.com/office/word/2010/wordprocessingShape" mc:Ignorable="w14 w15 w16se w16cid w16 w16cex w16sdtdh w16sdtfl w16du wp14">
+<w:numbering xmlns:wpc="http://schemas.microsoft.com/office/word/2010/wordprocessingCanvas" xmlns:cx="http://schemas.microsoft.com/office/drawing/2014/chartex" xmlns:cx1="http://schemas.microsoft.com/office/drawing/2015/9/8/chartex" xmlns:cx2="http://schemas.microsoft.com/office/drawing/2015/10/21/chartex" xmlns:cx3="http://schemas.microsoft.com/office/drawing/2016/5/9/chartex" xmlns:cx4="http://schemas.microsoft.com/office/drawing/2016/5/10/chartex" xmlns:cx5="http://schemas.microsoft.com/office/drawing/2016/5/11/chartex" xmlns:cx6="http://schemas.microsoft.com/office/drawing/2016/5/12/chartex" xmlns:cx7="http://schemas.microsoft.com/office/drawing/2016/5/13/chartex" xmlns:cx8="http://schemas.microsoft.com/office/drawing/2016/5/14/chartex" xmlns:mc="http://schemas.openxmlformats.org/markup-compatibility/2006" xmlns:aink="http://schemas.microsoft.com/office/drawing/2016/ink" xmlns:am3d="http://schemas.microsoft.com/office/drawing/2017/model3d" xmlns:o="urn:schemas-microsoft-com:office:office" xmlns:oel="http://schemas.microsoft.com/office/2019/extlst" xmlns:r="http://schemas.openxmlformats.org/officeDocument/2006/relationships" xmlns:m="http://schemas.openxmlformats.org/officeDocument/2006/math" xmlns:v="urn:schemas-microsoft-com:vml" xmlns:wp14="http://schemas.microsoft.com/office/word/2010/wordprocessingDrawing" xmlns:wp="http://schemas.openxmlformats.org/drawingml/2006/wordprocessingDrawing" xmlns:w10="urn:schemas-microsoft-com:office:word" xmlns:w="http://schemas.openxmlformats.org/wordprocessingml/2006/main" xmlns:w14="http://schemas.microsoft.com/office/word/2010/wordml" xmlns:w15="http://schemas.microsoft.com/office/word/2012/wordml" xmlns:w16cex="http://schemas.microsoft.com/office/word/2018/wordml/cex" xmlns:w16cid="http://schemas.microsoft.com/office/word/2016/wordml/cid" xmlns:w16="http://schemas.microsoft.com/office/word/2018/wordml" xmlns:w16du="http://schemas.microsoft.com/office/word/2023/wordml/word16du" xmlns:w16sdtdh="http://schemas.microsoft.com/office/word/2020/wordml/sdtdatahash" xmlns:w16sdtfl="http://schemas.microsoft.com/office/word/2024/wordml/sdtformatlock" xmlns:w16se="http://schemas.microsoft.com/office/word/2015/wordml/symex" xmlns:wpg="http://schemas.microsoft.com/office/word/2010/wordprocessingGroup" xmlns:wpi="http://schemas.microsoft.com/office/word/2010/wordprocessingInk" xmlns:wne="http://schemas.microsoft.com/office/word/2006/wordml" xmlns:wps="http://schemas.microsoft.com/office/word/2010/wordprocessingShape" mc:Ignorable="w14 w15 w16se w16cid w16 w16cex w16sdtdh w16sdtfl w16du wp14">
   <w:abstractNum w:abstractNumId="0" w15:restartNumberingAfterBreak="0">
     <w:nsid w:val="00072DAA"/>
     <w:multiLevelType w:val="multilevel"/>
@@ -22350,7 +22310,7 @@
 </file>
 
 <file path=word/people.xml><?xml version="1.0" encoding="utf-8"?>
-<w15:people xmlns:wpc="http://schemas.microsoft.com/office/word/2010/wordprocessingCanvas" xmlns:cx="http://schemas.microsoft.com/office/drawing/2014/chartex" xmlns:cx1="http://schemas.microsoft.com/office/drawing/2015/9/8/chartex" xmlns:cx2="http://schemas.microsoft.com/office/drawing/2015/10/21/chartex" xmlns:cx3="http://schemas.microsoft.com/office/drawing/2016/5/9/chartex" xmlns:cx4="http://schemas.microsoft.com/office/drawing/2016/5/10/chartex" xmlns:cx5="http://schemas.microsoft.com/office/drawing/2016/5/11/chartex" xmlns:cx6="http://schemas.microsoft.com/office/drawing/2016/5/12/chartex" xmlns:cx7="http://schemas.microsoft.com/office/drawing/2016/5/13/chartex" xmlns:cx8="http://schemas.microsoft.com/office/drawing/2016/5/14/chartex" xmlns:mc="http://schemas.openxmlformats.org/markup-compatibility/2006" xmlns:aink="http://schemas.microsoft.com/office/drawing/2016/ink" xmlns:am3d="http://schemas.microsoft.com/office/drawing/2017/model3d" xmlns:o="urn:schemas-microsoft-com:office:office" xmlns:oel="http://schemas.microsoft.com/office/2019/extlst" xmlns:r="http://schemas.openxmlformats.org/officeDocument/2006/relationships" xmlns:m="http://schemas.openxmlformats.org/officeDocument/2006/math" xmlns:v="urn:schemas-microsoft-com:vml" xmlns:wp14="http://schemas.microsoft.com/office/word/2010/wordprocessingDrawing" xmlns:wp="http://schemas.openxmlformats.org/drawingml/2006/wordprocessingDrawing" xmlns:w10="urn:schemas-microsoft-com:office:word" xmlns:w="http://schemas.openxmlformats.org/wordprocessingml/2006/main" xmlns:w14="http://schemas.microsoft.com/office/word/2010/wordml" xmlns:w15="http://schemas.microsoft.com/office/word/2012/wordml" xmlns:w16cei="http://schemas.microsoft.com/office/word/2026/wordml/cei" xmlns:w16cex="http://schemas.microsoft.com/office/word/2018/wordml/cex" xmlns:w16cid="http://schemas.microsoft.com/office/word/2016/wordml/cid" xmlns:w16="http://schemas.microsoft.com/office/word/2018/wordml" xmlns:w16du="http://schemas.microsoft.com/office/word/2023/wordml/word16du" xmlns:w16sdtdh="http://schemas.microsoft.com/office/word/2020/wordml/sdtdatahash" xmlns:w16sdtfl="http://schemas.microsoft.com/office/word/2024/wordml/sdtformatlock" xmlns:w16se="http://schemas.microsoft.com/office/word/2015/wordml/symex" xmlns:wpg="http://schemas.microsoft.com/office/word/2010/wordprocessingGroup" xmlns:wpi="http://schemas.microsoft.com/office/word/2010/wordprocessingInk" xmlns:wne="http://schemas.microsoft.com/office/word/2006/wordml" xmlns:wps="http://schemas.microsoft.com/office/word/2010/wordprocessingShape" mc:Ignorable="w14 w15 w16se w16cid w16 w16cex w16sdtdh w16sdtfl w16du wp14">
+<w15:people xmlns:wpc="http://schemas.microsoft.com/office/word/2010/wordprocessingCanvas" xmlns:cx="http://schemas.microsoft.com/office/drawing/2014/chartex" xmlns:cx1="http://schemas.microsoft.com/office/drawing/2015/9/8/chartex" xmlns:cx2="http://schemas.microsoft.com/office/drawing/2015/10/21/chartex" xmlns:cx3="http://schemas.microsoft.com/office/drawing/2016/5/9/chartex" xmlns:cx4="http://schemas.microsoft.com/office/drawing/2016/5/10/chartex" xmlns:cx5="http://schemas.microsoft.com/office/drawing/2016/5/11/chartex" xmlns:cx6="http://schemas.microsoft.com/office/drawing/2016/5/12/chartex" xmlns:cx7="http://schemas.microsoft.com/office/drawing/2016/5/13/chartex" xmlns:cx8="http://schemas.microsoft.com/office/drawing/2016/5/14/chartex" xmlns:mc="http://schemas.openxmlformats.org/markup-compatibility/2006" xmlns:aink="http://schemas.microsoft.com/office/drawing/2016/ink" xmlns:am3d="http://schemas.microsoft.com/office/drawing/2017/model3d" xmlns:o="urn:schemas-microsoft-com:office:office" xmlns:oel="http://schemas.microsoft.com/office/2019/extlst" xmlns:r="http://schemas.openxmlformats.org/officeDocument/2006/relationships" xmlns:m="http://schemas.openxmlformats.org/officeDocument/2006/math" xmlns:v="urn:schemas-microsoft-com:vml" xmlns:wp14="http://schemas.microsoft.com/office/word/2010/wordprocessingDrawing" xmlns:wp="http://schemas.openxmlformats.org/drawingml/2006/wordprocessingDrawing" xmlns:w10="urn:schemas-microsoft-com:office:word" xmlns:w="http://schemas.openxmlformats.org/wordprocessingml/2006/main" xmlns:w14="http://schemas.microsoft.com/office/word/2010/wordml" xmlns:w15="http://schemas.microsoft.com/office/word/2012/wordml" xmlns:w16cex="http://schemas.microsoft.com/office/word/2018/wordml/cex" xmlns:w16cid="http://schemas.microsoft.com/office/word/2016/wordml/cid" xmlns:w16="http://schemas.microsoft.com/office/word/2018/wordml" xmlns:w16du="http://schemas.microsoft.com/office/word/2023/wordml/word16du" xmlns:w16sdtdh="http://schemas.microsoft.com/office/word/2020/wordml/sdtdatahash" xmlns:w16sdtfl="http://schemas.microsoft.com/office/word/2024/wordml/sdtformatlock" xmlns:w16se="http://schemas.microsoft.com/office/word/2015/wordml/symex" xmlns:wpg="http://schemas.microsoft.com/office/word/2010/wordprocessingGroup" xmlns:wpi="http://schemas.microsoft.com/office/word/2010/wordprocessingInk" xmlns:wne="http://schemas.microsoft.com/office/word/2006/wordml" xmlns:wps="http://schemas.microsoft.com/office/word/2010/wordprocessingShape" mc:Ignorable="w14 w15 w16se w16cid w16 w16cex w16sdtdh w16sdtfl w16du wp14">
   <w15:person w15:author="TIEW BOON LI">
     <w15:presenceInfo w15:providerId="AD" w15:userId="S::boonli.tiew@newera.edu.my::c4f0c09f-f7e4-48e8-8593-0d4124dd9e56"/>
   </w15:person>
